--- a/Титульник.docx
+++ b/Титульник.docx
@@ -998,7 +998,7 @@
           <w:lang w:val="ru-RU"/>
         </w:rPr>
         <w:lastRenderedPageBreak/>
-        <w:t>СОДЕРЖАНИЕ</w:t>
+        <w:t>ОГЛАВЛЕНИЕ</w:t>
       </w:r>
     </w:p>
     <w:p>
